--- a/КУРСОВАЯ_ООП/ООП_6_КР.docx
+++ b/КУРСОВАЯ_ООП/ООП_6_КР.docx
@@ -33,7 +33,25 @@
     </w:p>
     <w:p>
       <w:r>
-        <w:t>Наследованием называют механизм определения класса, при котором класс включаются поля и методы не только свои, но и с другого класса. Базовым классом называют такой, от которого наследуются, а который наследует уже производным. Шаблон реализации наследования представлен на листинге 1.8. Модификатором наследования называют правила, будут ли видимы, внутри произвольного класса, наследуемые члены</w:t>
+        <w:t xml:space="preserve">Наследованием называют механизм определения класса, при котором класс включаются поля и методы не только свои, но и с другого класса. Базовым классом называют такой, от которого наследуются, а который наследует </w:t>
+      </w:r>
+      <w:r>
+        <w:rPr>
+          <w:highlight w:val="green"/>
+        </w:rPr>
+        <w:t>–</w:t>
+      </w:r>
+      <w:r>
+        <w:t xml:space="preserve"> </w:t>
+      </w:r>
+      <w:r>
+        <w:t>уже производным. Шаблон реализации наследования представлен на листинге 1.8. Модификатором наследования называют правила, будут ли видимы</w:t>
+      </w:r>
+      <w:r>
+        <w:t xml:space="preserve"> </w:t>
+      </w:r>
+      <w:r>
+        <w:t>внутри произвольного класса, наследуемые члены</w:t>
       </w:r>
       <w:r>
         <w:rPr>
@@ -413,7 +431,40 @@
           <w:sz w:val="28"/>
           <w:szCs w:val="24"/>
         </w:rPr>
-        <w:t>Листинг 1.9 – Шаблон явного вызова конструктора</w:t>
+        <w:t>Листинг 1.9 – Шаблон явного вызова</w:t>
+      </w:r>
+      <w:commentRangeStart w:id="0"/>
+      <w:r>
+        <w:rPr>
+          <w:sz w:val="28"/>
+          <w:szCs w:val="24"/>
+        </w:rPr>
+        <w:t xml:space="preserve"> конструктора</w:t>
+      </w:r>
+      <w:commentRangeEnd w:id="0"/>
+      <w:r>
+        <w:rPr>
+          <w:rStyle w:val="ac"/>
+          <w:rFonts w:eastAsia="Times New Roman" w:cs="Times New Roman"/>
+          <w:kern w:val="0"/>
+          <w:lang w:eastAsia="ru-RU"/>
+          <w14:ligatures w14:val="none"/>
+        </w:rPr>
+        <w:commentReference w:id="0"/>
+      </w:r>
+      <w:r>
+        <w:rPr>
+          <w:sz w:val="28"/>
+          <w:szCs w:val="24"/>
+        </w:rPr>
+        <w:t xml:space="preserve"> </w:t>
+      </w:r>
+      <w:r>
+        <w:rPr>
+          <w:sz w:val="28"/>
+          <w:szCs w:val="24"/>
+        </w:rPr>
+        <w:t>базового класса</w:t>
       </w:r>
     </w:p>
     <w:p>
@@ -537,7 +588,7 @@
       <w:r>
         <w:t xml:space="preserve">: </w:t>
       </w:r>
-      <w:hyperlink r:id="rId8" w:history="1">
+      <w:hyperlink r:id="rId12" w:history="1">
         <w:r>
           <w:rPr>
             <w:rStyle w:val="af7"/>
@@ -926,7 +977,7 @@
       <w:r>
         <w:t>. – URL: </w:t>
       </w:r>
-      <w:hyperlink r:id="rId9" w:tgtFrame="_blank" w:history="1">
+      <w:hyperlink r:id="rId13" w:tgtFrame="_blank" w:history="1">
         <w:r>
           <w:rPr>
             <w:rStyle w:val="af7"/>
@@ -1023,7 +1074,7 @@
       <w:r>
         <w:t xml:space="preserve">: </w:t>
       </w:r>
-      <w:hyperlink r:id="rId10" w:history="1">
+      <w:hyperlink r:id="rId14" w:history="1">
         <w:r>
           <w:rPr>
             <w:rStyle w:val="af7"/>
@@ -1251,7 +1302,21 @@
         <w:t xml:space="preserve"> (</w:t>
       </w:r>
       <w:r>
-        <w:t>дата обращения 02.10.2025).</w:t>
+        <w:t>дата обращения</w:t>
+      </w:r>
+      <w:commentRangeStart w:id="1"/>
+      <w:r>
+        <w:t xml:space="preserve"> </w:t>
+      </w:r>
+      <w:commentRangeEnd w:id="1"/>
+      <w:r>
+        <w:rPr>
+          <w:rStyle w:val="ac"/>
+        </w:rPr>
+        <w:commentReference w:id="1"/>
+      </w:r>
+      <w:r>
+        <w:t>02.10.2025).</w:t>
       </w:r>
     </w:p>
     <w:p>
@@ -1357,11 +1422,25 @@
       </w:r>
       <w:proofErr w:type="spellEnd"/>
       <w:r>
-        <w:t>. – URL: https://foxford.ru/wiki/informatika/tipy-nasledovaniya-public-private-i-protected-v-s (дата обращения: 16.10.2025).</w:t>
+        <w:t xml:space="preserve">. </w:t>
+      </w:r>
+      <w:commentRangeStart w:id="2"/>
+      <w:r>
+        <w:t>–</w:t>
+      </w:r>
+      <w:commentRangeEnd w:id="2"/>
+      <w:r>
+        <w:rPr>
+          <w:rStyle w:val="ac"/>
+        </w:rPr>
+        <w:commentReference w:id="2"/>
+      </w:r>
+      <w:r>
+        <w:t xml:space="preserve"> URL: https://foxford.ru/wiki/informatika/tipy-nasledovaniya-public-private-i-protected-v-s (дата обращения: 16.10.2025).</w:t>
       </w:r>
     </w:p>
     <w:sectPr>
-      <w:footerReference w:type="default" r:id="rId11"/>
+      <w:footerReference w:type="default" r:id="rId15"/>
       <w:pgSz w:w="11906" w:h="16838"/>
       <w:pgMar w:top="1134" w:right="850" w:bottom="1134" w:left="1701" w:header="708" w:footer="708" w:gutter="0"/>
       <w:cols w:space="708"/>
@@ -1369,6 +1448,83 @@
     </w:sectPr>
   </w:body>
 </w:document>
+</file>
+
+<file path=word/comments.xml><?xml version="1.0" encoding="utf-8"?>
+<w:comments xmlns:wpc="http://schemas.microsoft.com/office/word/2010/wordprocessingCanvas" xmlns:cx="http://schemas.microsoft.com/office/drawing/2014/chartex" xmlns:cx1="http://schemas.microsoft.com/office/drawing/2015/9/8/chartex" xmlns:cx2="http://schemas.microsoft.com/office/drawing/2015/10/21/chartex" xmlns:cx3="http://schemas.microsoft.com/office/drawing/2016/5/9/chartex" xmlns:cx4="http://schemas.microsoft.com/office/drawing/2016/5/10/chartex" xmlns:cx5="http://schemas.microsoft.com/office/drawing/2016/5/11/chartex" xmlns:cx6="http://schemas.microsoft.com/office/drawing/2016/5/12/chartex" xmlns:cx7="http://schemas.microsoft.com/office/drawing/2016/5/13/chartex" xmlns:cx8="http://schemas.microsoft.com/office/drawing/2016/5/14/chartex" xmlns:mc="http://schemas.openxmlformats.org/markup-compatibility/2006" xmlns:aink="http://schemas.microsoft.com/office/drawing/2016/ink" xmlns:am3d="http://schemas.microsoft.com/office/drawing/2017/model3d" xmlns:o="urn:schemas-microsoft-com:office:office" xmlns:oel="http://schemas.microsoft.com/office/2019/extlst" xmlns:r="http://schemas.openxmlformats.org/officeDocument/2006/relationships" xmlns:m="http://schemas.openxmlformats.org/officeDocument/2006/math" xmlns:v="urn:schemas-microsoft-com:vml" xmlns:wp14="http://schemas.microsoft.com/office/word/2010/wordprocessingDrawing" xmlns:wp="http://schemas.openxmlformats.org/drawingml/2006/wordprocessingDrawing" xmlns:w10="urn:schemas-microsoft-com:office:word" xmlns:w="http://schemas.openxmlformats.org/wordprocessingml/2006/main" xmlns:w14="http://schemas.microsoft.com/office/word/2010/wordml" xmlns:w15="http://schemas.microsoft.com/office/word/2012/wordml" xmlns:w16cex="http://schemas.microsoft.com/office/word/2018/wordml/cex" xmlns:w16cid="http://schemas.microsoft.com/office/word/2016/wordml/cid" xmlns:w16="http://schemas.microsoft.com/office/word/2018/wordml" xmlns:w16sdtdh="http://schemas.microsoft.com/office/word/2020/wordml/sdtdatahash" xmlns:w16se="http://schemas.microsoft.com/office/word/2015/wordml/symex" xmlns:wpg="http://schemas.microsoft.com/office/word/2010/wordprocessingGroup" xmlns:wpi="http://schemas.microsoft.com/office/word/2010/wordprocessingInk" xmlns:wne="http://schemas.microsoft.com/office/word/2006/wordml" xmlns:wps="http://schemas.microsoft.com/office/word/2010/wordprocessingShape" mc:Ignorable="w14 w15 w16se w16cid w16 w16cex w16sdtdh wp14">
+  <w:comment w:id="0" w:author="Яна" w:date="2025-10-19T18:33:00Z" w:initials="Я">
+    <w:p>
+      <w:pPr>
+        <w:pStyle w:val="ad"/>
+      </w:pPr>
+      <w:r>
+        <w:rPr>
+          <w:rStyle w:val="ac"/>
+        </w:rPr>
+        <w:annotationRef/>
+      </w:r>
+      <w:r>
+        <w:t>чьего? Базового класса</w:t>
+      </w:r>
+    </w:p>
+  </w:comment>
+  <w:comment w:id="1" w:author="Яна" w:date="2025-10-19T18:33:00Z" w:initials="Я">
+    <w:p>
+      <w:pPr>
+        <w:pStyle w:val="ad"/>
+      </w:pPr>
+      <w:r>
+        <w:rPr>
+          <w:rStyle w:val="ac"/>
+        </w:rPr>
+        <w:annotationRef/>
+      </w:r>
+      <w:r>
+        <w:t>двоеточие</w:t>
+      </w:r>
+    </w:p>
+  </w:comment>
+  <w:comment w:id="2" w:author="Яна" w:date="2025-10-19T18:33:00Z" w:initials="Я">
+    <w:p>
+      <w:pPr>
+        <w:pStyle w:val="ad"/>
+      </w:pPr>
+      <w:r>
+        <w:rPr>
+          <w:rStyle w:val="ac"/>
+        </w:rPr>
+        <w:annotationRef/>
+      </w:r>
+      <w:r>
+        <w:t>убрать везде тире в этом месте, оно не нужно</w:t>
+      </w:r>
+    </w:p>
+  </w:comment>
+</w:comments>
+</file>
+
+<file path=word/commentsExtended.xml><?xml version="1.0" encoding="utf-8"?>
+<w15:commentsEx xmlns:wpc="http://schemas.microsoft.com/office/word/2010/wordprocessingCanvas" xmlns:cx="http://schemas.microsoft.com/office/drawing/2014/chartex" xmlns:cx1="http://schemas.microsoft.com/office/drawing/2015/9/8/chartex" xmlns:cx2="http://schemas.microsoft.com/office/drawing/2015/10/21/chartex" xmlns:cx3="http://schemas.microsoft.com/office/drawing/2016/5/9/chartex" xmlns:cx4="http://schemas.microsoft.com/office/drawing/2016/5/10/chartex" xmlns:cx5="http://schemas.microsoft.com/office/drawing/2016/5/11/chartex" xmlns:cx6="http://schemas.microsoft.com/office/drawing/2016/5/12/chartex" xmlns:cx7="http://schemas.microsoft.com/office/drawing/2016/5/13/chartex" xmlns:cx8="http://schemas.microsoft.com/office/drawing/2016/5/14/chartex" xmlns:mc="http://schemas.openxmlformats.org/markup-compatibility/2006" xmlns:aink="http://schemas.microsoft.com/office/drawing/2016/ink" xmlns:am3d="http://schemas.microsoft.com/office/drawing/2017/model3d" xmlns:o="urn:schemas-microsoft-com:office:office" xmlns:oel="http://schemas.microsoft.com/office/2019/extlst" xmlns:r="http://schemas.openxmlformats.org/officeDocument/2006/relationships" xmlns:m="http://schemas.openxmlformats.org/officeDocument/2006/math" xmlns:v="urn:schemas-microsoft-com:vml" xmlns:wp14="http://schemas.microsoft.com/office/word/2010/wordprocessingDrawing" xmlns:wp="http://schemas.openxmlformats.org/drawingml/2006/wordprocessingDrawing" xmlns:w10="urn:schemas-microsoft-com:office:word" xmlns:w="http://schemas.openxmlformats.org/wordprocessingml/2006/main" xmlns:w14="http://schemas.microsoft.com/office/word/2010/wordml" xmlns:w15="http://schemas.microsoft.com/office/word/2012/wordml" xmlns:w16cex="http://schemas.microsoft.com/office/word/2018/wordml/cex" xmlns:w16cid="http://schemas.microsoft.com/office/word/2016/wordml/cid" xmlns:w16="http://schemas.microsoft.com/office/word/2018/wordml" xmlns:w16sdtdh="http://schemas.microsoft.com/office/word/2020/wordml/sdtdatahash" xmlns:w16se="http://schemas.microsoft.com/office/word/2015/wordml/symex" xmlns:wpg="http://schemas.microsoft.com/office/word/2010/wordprocessingGroup" xmlns:wpi="http://schemas.microsoft.com/office/word/2010/wordprocessingInk" xmlns:wne="http://schemas.microsoft.com/office/word/2006/wordml" xmlns:wps="http://schemas.microsoft.com/office/word/2010/wordprocessingShape" mc:Ignorable="w14 w15 w16se w16cid w16 w16cex w16sdtdh wp14">
+  <w15:commentEx w15:paraId="6471B9E3" w15:done="0"/>
+  <w15:commentEx w15:paraId="611AE100" w15:done="0"/>
+  <w15:commentEx w15:paraId="0D10CCCB" w15:done="0"/>
+</w15:commentsEx>
+</file>
+
+<file path=word/commentsExtensible.xml><?xml version="1.0" encoding="utf-8"?>
+<w16cex:commentsExtensible xmlns:wpc="http://schemas.microsoft.com/office/word/2010/wordprocessingCanvas" xmlns:cx="http://schemas.microsoft.com/office/drawing/2014/chartex" xmlns:cx1="http://schemas.microsoft.com/office/drawing/2015/9/8/chartex" xmlns:cx2="http://schemas.microsoft.com/office/drawing/2015/10/21/chartex" xmlns:cx3="http://schemas.microsoft.com/office/drawing/2016/5/9/chartex" xmlns:cx4="http://schemas.microsoft.com/office/drawing/2016/5/10/chartex" xmlns:cx5="http://schemas.microsoft.com/office/drawing/2016/5/11/chartex" xmlns:cx6="http://schemas.microsoft.com/office/drawing/2016/5/12/chartex" xmlns:cx7="http://schemas.microsoft.com/office/drawing/2016/5/13/chartex" xmlns:cx8="http://schemas.microsoft.com/office/drawing/2016/5/14/chartex" xmlns:cr="http://schemas.microsoft.com/office/comments/2020/reactions" xmlns:mc="http://schemas.openxmlformats.org/markup-compatibility/2006" xmlns:aink="http://schemas.microsoft.com/office/drawing/2016/ink" xmlns:am3d="http://schemas.microsoft.com/office/drawing/2017/model3d" xmlns:o="urn:schemas-microsoft-com:office:office" xmlns:oel="http://schemas.microsoft.com/office/2019/extlst" xmlns:r="http://schemas.openxmlformats.org/officeDocument/2006/relationships" xmlns:m="http://schemas.openxmlformats.org/officeDocument/2006/math" xmlns:v="urn:schemas-microsoft-com:vml" xmlns:wp14="http://schemas.microsoft.com/office/word/2010/wordprocessingDrawing" xmlns:wp="http://schemas.openxmlformats.org/drawingml/2006/wordprocessingDrawing" xmlns:w10="urn:schemas-microsoft-com:office:word" xmlns:w="http://schemas.openxmlformats.org/wordprocessingml/2006/main" xmlns:w14="http://schemas.microsoft.com/office/word/2010/wordml" xmlns:w15="http://schemas.microsoft.com/office/word/2012/wordml" xmlns:w16cex="http://schemas.microsoft.com/office/word/2018/wordml/cex" xmlns:w16cid="http://schemas.microsoft.com/office/word/2016/wordml/cid" xmlns:w16="http://schemas.microsoft.com/office/word/2018/wordml" xmlns:w16sdtdh="http://schemas.microsoft.com/office/word/2020/wordml/sdtdatahash" xmlns:w16se="http://schemas.microsoft.com/office/word/2015/wordml/symex" xmlns:wpg="http://schemas.microsoft.com/office/word/2010/wordprocessingGroup" xmlns:wpi="http://schemas.microsoft.com/office/word/2010/wordprocessingInk" xmlns:wne="http://schemas.microsoft.com/office/word/2006/wordml" xmlns:wps="http://schemas.microsoft.com/office/word/2010/wordprocessingShape" mc:Ignorable="w14 w15 w16se w16cid w16 w16cex w16sdtdh cr wp14">
+  <w16cex:commentExtensible w16cex:durableId="51A4E82B" w16cex:dateUtc="2025-10-19T11:33:00Z"/>
+  <w16cex:commentExtensible w16cex:durableId="57E0D91B" w16cex:dateUtc="2025-10-19T11:33:00Z"/>
+  <w16cex:commentExtensible w16cex:durableId="4EAA1B3F" w16cex:dateUtc="2025-10-19T11:33:00Z"/>
+</w16cex:commentsExtensible>
+</file>
+
+<file path=word/commentsIds.xml><?xml version="1.0" encoding="utf-8"?>
+<w16cid:commentsIds xmlns:wpc="http://schemas.microsoft.com/office/word/2010/wordprocessingCanvas" xmlns:cx="http://schemas.microsoft.com/office/drawing/2014/chartex" xmlns:cx1="http://schemas.microsoft.com/office/drawing/2015/9/8/chartex" xmlns:cx2="http://schemas.microsoft.com/office/drawing/2015/10/21/chartex" xmlns:cx3="http://schemas.microsoft.com/office/drawing/2016/5/9/chartex" xmlns:cx4="http://schemas.microsoft.com/office/drawing/2016/5/10/chartex" xmlns:cx5="http://schemas.microsoft.com/office/drawing/2016/5/11/chartex" xmlns:cx6="http://schemas.microsoft.com/office/drawing/2016/5/12/chartex" xmlns:cx7="http://schemas.microsoft.com/office/drawing/2016/5/13/chartex" xmlns:cx8="http://schemas.microsoft.com/office/drawing/2016/5/14/chartex" xmlns:mc="http://schemas.openxmlformats.org/markup-compatibility/2006" xmlns:aink="http://schemas.microsoft.com/office/drawing/2016/ink" xmlns:am3d="http://schemas.microsoft.com/office/drawing/2017/model3d" xmlns:o="urn:schemas-microsoft-com:office:office" xmlns:oel="http://schemas.microsoft.com/office/2019/extlst" xmlns:r="http://schemas.openxmlformats.org/officeDocument/2006/relationships" xmlns:m="http://schemas.openxmlformats.org/officeDocument/2006/math" xmlns:v="urn:schemas-microsoft-com:vml" xmlns:wp14="http://schemas.microsoft.com/office/word/2010/wordprocessingDrawing" xmlns:wp="http://schemas.openxmlformats.org/drawingml/2006/wordprocessingDrawing" xmlns:w10="urn:schemas-microsoft-com:office:word" xmlns:w="http://schemas.openxmlformats.org/wordprocessingml/2006/main" xmlns:w14="http://schemas.microsoft.com/office/word/2010/wordml" xmlns:w15="http://schemas.microsoft.com/office/word/2012/wordml" xmlns:w16cex="http://schemas.microsoft.com/office/word/2018/wordml/cex" xmlns:w16cid="http://schemas.microsoft.com/office/word/2016/wordml/cid" xmlns:w16="http://schemas.microsoft.com/office/word/2018/wordml" xmlns:w16sdtdh="http://schemas.microsoft.com/office/word/2020/wordml/sdtdatahash" xmlns:w16se="http://schemas.microsoft.com/office/word/2015/wordml/symex" xmlns:wpg="http://schemas.microsoft.com/office/word/2010/wordprocessingGroup" xmlns:wpi="http://schemas.microsoft.com/office/word/2010/wordprocessingInk" xmlns:wne="http://schemas.microsoft.com/office/word/2006/wordml" xmlns:wps="http://schemas.microsoft.com/office/word/2010/wordprocessingShape" mc:Ignorable="w14 w15 w16se w16cid w16 w16cex w16sdtdh wp14">
+  <w16cid:commentId w16cid:paraId="6471B9E3" w16cid:durableId="51A4E82B"/>
+  <w16cid:commentId w16cid:paraId="611AE100" w16cid:durableId="57E0D91B"/>
+  <w16cid:commentId w16cid:paraId="0D10CCCB" w16cid:durableId="4EAA1B3F"/>
+</w16cid:commentsIds>
 </file>
 
 <file path=word/endnotes.xml><?xml version="1.0" encoding="utf-8"?>
@@ -2523,6 +2679,14 @@
     </w:lvlOverride>
   </w:num>
 </w:numbering>
+</file>
+
+<file path=word/people.xml><?xml version="1.0" encoding="utf-8"?>
+<w15:people xmlns:wpc="http://schemas.microsoft.com/office/word/2010/wordprocessingCanvas" xmlns:cx="http://schemas.microsoft.com/office/drawing/2014/chartex" xmlns:cx1="http://schemas.microsoft.com/office/drawing/2015/9/8/chartex" xmlns:cx2="http://schemas.microsoft.com/office/drawing/2015/10/21/chartex" xmlns:cx3="http://schemas.microsoft.com/office/drawing/2016/5/9/chartex" xmlns:cx4="http://schemas.microsoft.com/office/drawing/2016/5/10/chartex" xmlns:cx5="http://schemas.microsoft.com/office/drawing/2016/5/11/chartex" xmlns:cx6="http://schemas.microsoft.com/office/drawing/2016/5/12/chartex" xmlns:cx7="http://schemas.microsoft.com/office/drawing/2016/5/13/chartex" xmlns:cx8="http://schemas.microsoft.com/office/drawing/2016/5/14/chartex" xmlns:mc="http://schemas.openxmlformats.org/markup-compatibility/2006" xmlns:aink="http://schemas.microsoft.com/office/drawing/2016/ink" xmlns:am3d="http://schemas.microsoft.com/office/drawing/2017/model3d" xmlns:o="urn:schemas-microsoft-com:office:office" xmlns:oel="http://schemas.microsoft.com/office/2019/extlst" xmlns:r="http://schemas.openxmlformats.org/officeDocument/2006/relationships" xmlns:m="http://schemas.openxmlformats.org/officeDocument/2006/math" xmlns:v="urn:schemas-microsoft-com:vml" xmlns:wp14="http://schemas.microsoft.com/office/word/2010/wordprocessingDrawing" xmlns:wp="http://schemas.openxmlformats.org/drawingml/2006/wordprocessingDrawing" xmlns:w10="urn:schemas-microsoft-com:office:word" xmlns:w="http://schemas.openxmlformats.org/wordprocessingml/2006/main" xmlns:w14="http://schemas.microsoft.com/office/word/2010/wordml" xmlns:w15="http://schemas.microsoft.com/office/word/2012/wordml" xmlns:w16cex="http://schemas.microsoft.com/office/word/2018/wordml/cex" xmlns:w16cid="http://schemas.microsoft.com/office/word/2016/wordml/cid" xmlns:w16="http://schemas.microsoft.com/office/word/2018/wordml" xmlns:w16sdtdh="http://schemas.microsoft.com/office/word/2020/wordml/sdtdatahash" xmlns:w16se="http://schemas.microsoft.com/office/word/2015/wordml/symex" xmlns:wpg="http://schemas.microsoft.com/office/word/2010/wordprocessingGroup" xmlns:wpi="http://schemas.microsoft.com/office/word/2010/wordprocessingInk" xmlns:wne="http://schemas.microsoft.com/office/word/2006/wordml" xmlns:wps="http://schemas.microsoft.com/office/word/2010/wordprocessingShape" mc:Ignorable="w14 w15 w16se w16cid w16 w16cex w16sdtdh wp14">
+  <w15:person w15:author="Яна">
+    <w15:presenceInfo w15:providerId="None" w15:userId="Яна"/>
+  </w15:person>
+</w15:people>
 </file>
 
 <file path=word/styles.xml><?xml version="1.0" encoding="utf-8"?>
